--- a/klagomål/S 862-2020 FSC-klagomål.docx
+++ b/klagomål/S 862-2020 FSC-klagomål.docx
@@ -1654,7 +1654,7 @@
     <w:r>
       <w:tab/>
       <w:tab/>
-      <w:t>2026-07-13</w:t>
+      <w:t>2026-07-14</w:t>
       <w:br/>
       <w:br/>
     </w:r>

--- a/klagomål/S 862-2020 FSC-klagomål.docx
+++ b/klagomål/S 862-2020 FSC-klagomål.docx
@@ -1654,7 +1654,7 @@
     <w:r>
       <w:tab/>
       <w:tab/>
-      <w:t>2026-07-14</w:t>
+      <w:t>2026-07-15</w:t>
       <w:br/>
       <w:br/>
     </w:r>

--- a/klagomål/S 862-2020 FSC-klagomål.docx
+++ b/klagomål/S 862-2020 FSC-klagomål.docx
@@ -1654,7 +1654,7 @@
     <w:r>
       <w:tab/>
       <w:tab/>
-      <w:t>2026-07-15</w:t>
+      <w:t>2026-07-16</w:t>
       <w:br/>
       <w:br/>
     </w:r>

--- a/klagomål/S 862-2020 FSC-klagomål.docx
+++ b/klagomål/S 862-2020 FSC-klagomål.docx
@@ -1654,7 +1654,7 @@
     <w:r>
       <w:tab/>
       <w:tab/>
-      <w:t>2026-07-16</w:t>
+      <w:t>2026-07-17</w:t>
       <w:br/>
       <w:br/>
     </w:r>

--- a/klagomål/S 862-2020 FSC-klagomål.docx
+++ b/klagomål/S 862-2020 FSC-klagomål.docx
@@ -1654,7 +1654,7 @@
     <w:r>
       <w:tab/>
       <w:tab/>
-      <w:t>2026-07-17</w:t>
+      <w:t>2026-07-18</w:t>
       <w:br/>
       <w:br/>
     </w:r>

--- a/klagomål/S 862-2020 FSC-klagomål.docx
+++ b/klagomål/S 862-2020 FSC-klagomål.docx
@@ -1654,7 +1654,7 @@
     <w:r>
       <w:tab/>
       <w:tab/>
-      <w:t>2026-07-18</w:t>
+      <w:t>2026-07-19</w:t>
       <w:br/>
       <w:br/>
     </w:r>

--- a/klagomål/S 862-2020 FSC-klagomål.docx
+++ b/klagomål/S 862-2020 FSC-klagomål.docx
@@ -1654,7 +1654,7 @@
     <w:r>
       <w:tab/>
       <w:tab/>
-      <w:t>2026-07-19</w:t>
+      <w:t>2026-07-20</w:t>
       <w:br/>
       <w:br/>
     </w:r>

--- a/klagomål/S 862-2020 FSC-klagomål.docx
+++ b/klagomål/S 862-2020 FSC-klagomål.docx
@@ -1654,7 +1654,7 @@
     <w:r>
       <w:tab/>
       <w:tab/>
-      <w:t>2026-07-20</w:t>
+      <w:t>2026-07-21</w:t>
       <w:br/>
       <w:br/>
     </w:r>

--- a/klagomål/S 862-2020 FSC-klagomål.docx
+++ b/klagomål/S 862-2020 FSC-klagomål.docx
@@ -1654,7 +1654,7 @@
     <w:r>
       <w:tab/>
       <w:tab/>
-      <w:t>2026-07-21</w:t>
+      <w:t>2026-07-22</w:t>
       <w:br/>
       <w:br/>
     </w:r>

--- a/klagomål/S 862-2020 FSC-klagomål.docx
+++ b/klagomål/S 862-2020 FSC-klagomål.docx
@@ -1654,7 +1654,7 @@
     <w:r>
       <w:tab/>
       <w:tab/>
-      <w:t>2026-07-22</w:t>
+      <w:t>2026-07-23</w:t>
       <w:br/>
       <w:br/>
     </w:r>

--- a/klagomål/S 862-2020 FSC-klagomål.docx
+++ b/klagomål/S 862-2020 FSC-klagomål.docx
@@ -1654,7 +1654,7 @@
     <w:r>
       <w:tab/>
       <w:tab/>
-      <w:t>2026-07-23</w:t>
+      <w:t>2026-07-24</w:t>
       <w:br/>
       <w:br/>
     </w:r>

--- a/klagomål/S 862-2020 FSC-klagomål.docx
+++ b/klagomål/S 862-2020 FSC-klagomål.docx
@@ -1654,7 +1654,7 @@
     <w:r>
       <w:tab/>
       <w:tab/>
-      <w:t>2026-07-24</w:t>
+      <w:t>2026-07-25</w:t>
       <w:br/>
       <w:br/>
     </w:r>

--- a/klagomål/S 862-2020 FSC-klagomål.docx
+++ b/klagomål/S 862-2020 FSC-klagomål.docx
@@ -1654,7 +1654,7 @@
     <w:r>
       <w:tab/>
       <w:tab/>
-      <w:t>2026-07-25</w:t>
+      <w:t>2026-07-26</w:t>
       <w:br/>
       <w:br/>
     </w:r>

--- a/klagomål/S 862-2020 FSC-klagomål.docx
+++ b/klagomål/S 862-2020 FSC-klagomål.docx
@@ -1654,7 +1654,7 @@
     <w:r>
       <w:tab/>
       <w:tab/>
-      <w:t>2026-07-26</w:t>
+      <w:t>2026-07-27</w:t>
       <w:br/>
       <w:br/>
     </w:r>

--- a/klagomål/S 862-2020 FSC-klagomål.docx
+++ b/klagomål/S 862-2020 FSC-klagomål.docx
@@ -1654,7 +1654,7 @@
     <w:r>
       <w:tab/>
       <w:tab/>
-      <w:t>2026-07-27</w:t>
+      <w:t>2026-07-28</w:t>
       <w:br/>
       <w:br/>
     </w:r>

--- a/klagomål/S 862-2020 FSC-klagomål.docx
+++ b/klagomål/S 862-2020 FSC-klagomål.docx
@@ -1654,7 +1654,7 @@
     <w:r>
       <w:tab/>
       <w:tab/>
-      <w:t>2026-07-28</w:t>
+      <w:t>2026-07-29</w:t>
       <w:br/>
       <w:br/>
     </w:r>

--- a/klagomål/S 862-2020 FSC-klagomål.docx
+++ b/klagomål/S 862-2020 FSC-klagomål.docx
@@ -1654,7 +1654,7 @@
     <w:r>
       <w:tab/>
       <w:tab/>
-      <w:t>2026-07-29</w:t>
+      <w:t>2026-07-30</w:t>
       <w:br/>
       <w:br/>
     </w:r>

--- a/klagomål/S 862-2020 FSC-klagomål.docx
+++ b/klagomål/S 862-2020 FSC-klagomål.docx
@@ -1654,7 +1654,7 @@
     <w:r>
       <w:tab/>
       <w:tab/>
-      <w:t>2026-07-30</w:t>
+      <w:t>2026-07-31</w:t>
       <w:br/>
       <w:br/>
     </w:r>

--- a/klagomål/S 862-2020 FSC-klagomål.docx
+++ b/klagomål/S 862-2020 FSC-klagomål.docx
@@ -1654,7 +1654,7 @@
     <w:r>
       <w:tab/>
       <w:tab/>
-      <w:t>2026-07-31</w:t>
+      <w:t>2026-08-01</w:t>
       <w:br/>
       <w:br/>
     </w:r>

--- a/klagomål/S 862-2020 FSC-klagomål.docx
+++ b/klagomål/S 862-2020 FSC-klagomål.docx
@@ -1654,7 +1654,7 @@
     <w:r>
       <w:tab/>
       <w:tab/>
-      <w:t>2026-08-01</w:t>
+      <w:t>2026-08-02</w:t>
       <w:br/>
       <w:br/>
     </w:r>

--- a/klagomål/S 862-2020 FSC-klagomål.docx
+++ b/klagomål/S 862-2020 FSC-klagomål.docx
@@ -1654,7 +1654,7 @@
     <w:r>
       <w:tab/>
       <w:tab/>
-      <w:t>2026-08-02</w:t>
+      <w:t>2026-08-03</w:t>
       <w:br/>
       <w:br/>
     </w:r>

--- a/klagomål/S 862-2020 FSC-klagomål.docx
+++ b/klagomål/S 862-2020 FSC-klagomål.docx
@@ -1654,7 +1654,7 @@
     <w:r>
       <w:tab/>
       <w:tab/>
-      <w:t>2026-08-03</w:t>
+      <w:t>2026-08-05</w:t>
       <w:br/>
       <w:br/>
     </w:r>

--- a/klagomål/S 862-2020 FSC-klagomål.docx
+++ b/klagomål/S 862-2020 FSC-klagomål.docx
@@ -1654,7 +1654,7 @@
     <w:r>
       <w:tab/>
       <w:tab/>
-      <w:t>2026-08-05</w:t>
+      <w:t>2026-08-07</w:t>
       <w:br/>
       <w:br/>
     </w:r>

--- a/klagomål/S 862-2020 FSC-klagomål.docx
+++ b/klagomål/S 862-2020 FSC-klagomål.docx
@@ -1654,7 +1654,7 @@
     <w:r>
       <w:tab/>
       <w:tab/>
-      <w:t>2026-08-07</w:t>
+      <w:t>2026-08-08</w:t>
       <w:br/>
       <w:br/>
     </w:r>

--- a/klagomål/S 862-2020 FSC-klagomål.docx
+++ b/klagomål/S 862-2020 FSC-klagomål.docx
@@ -216,7 +216,7 @@
         <w:spacing w:after="240"/>
       </w:pPr>
       <w:r>
-        <w:t>Figur 1. Fyndplatser för naturvårdsarter i och inom 22 meter från samrådsanmälan. Markörer utan svart kant är placerade på fyndplatsen. Markörer med svart kant är placerade vid sidan av fyndplatsen har ett svart streck som visar fyndplatsens exakta position. Kartans mittpunktskoordinat är N 6631047, E 442592 i SWEREF 99 TM.</w:t>
+        <w:t>Figur 1. Fyndplatser för naturvårdsarter i och inom 22 meter från samrådsanmälan. Markörer utan svart kant är placerade på fyndplatsen. Markörer med svart kant är placerade vid sidan av fyndplatsen och har ett svart streck som visar fyndplatsens exakta position. Kartans mittpunktskoordinat är N 6631047, E 442592 i SWEREF 99 TM.</w:t>
       </w:r>
     </w:p>
     <w:p>
@@ -1654,7 +1654,7 @@
     <w:r>
       <w:tab/>
       <w:tab/>
-      <w:t>2026-08-14</w:t>
+      <w:t>2026-08-15</w:t>
       <w:br/>
       <w:br/>
     </w:r>

--- a/klagomål/S 862-2020 FSC-klagomål.docx
+++ b/klagomål/S 862-2020 FSC-klagomål.docx
@@ -1654,7 +1654,7 @@
     <w:r>
       <w:tab/>
       <w:tab/>
-      <w:t>2026-08-15</w:t>
+      <w:t>2026-08-16</w:t>
       <w:br/>
       <w:br/>
     </w:r>

--- a/klagomål/S 862-2020 FSC-klagomål.docx
+++ b/klagomål/S 862-2020 FSC-klagomål.docx
@@ -1654,7 +1654,7 @@
     <w:r>
       <w:tab/>
       <w:tab/>
-      <w:t>2026-08-16</w:t>
+      <w:t>2026-08-17</w:t>
       <w:br/>
       <w:br/>
     </w:r>

--- a/klagomål/S 862-2020 FSC-klagomål.docx
+++ b/klagomål/S 862-2020 FSC-klagomål.docx
@@ -1654,7 +1654,7 @@
     <w:r>
       <w:tab/>
       <w:tab/>
-      <w:t>2026-08-17</w:t>
+      <w:t>2026-08-18</w:t>
       <w:br/>
       <w:br/>
     </w:r>

--- a/klagomål/S 862-2020 FSC-klagomål.docx
+++ b/klagomål/S 862-2020 FSC-klagomål.docx
@@ -1654,7 +1654,7 @@
     <w:r>
       <w:tab/>
       <w:tab/>
-      <w:t>2026-08-18</w:t>
+      <w:t>2026-08-19</w:t>
       <w:br/>
       <w:br/>
     </w:r>

--- a/klagomål/S 862-2020 FSC-klagomål.docx
+++ b/klagomål/S 862-2020 FSC-klagomål.docx
@@ -1654,7 +1654,7 @@
     <w:r>
       <w:tab/>
       <w:tab/>
-      <w:t>2026-08-19</w:t>
+      <w:t>2026-08-20</w:t>
       <w:br/>
       <w:br/>
     </w:r>

--- a/klagomål/S 862-2020 FSC-klagomål.docx
+++ b/klagomål/S 862-2020 FSC-klagomål.docx
@@ -1654,7 +1654,7 @@
     <w:r>
       <w:tab/>
       <w:tab/>
-      <w:t>2026-08-20</w:t>
+      <w:t>2026-08-21</w:t>
       <w:br/>
       <w:br/>
     </w:r>

--- a/klagomål/S 862-2020 FSC-klagomål.docx
+++ b/klagomål/S 862-2020 FSC-klagomål.docx
@@ -1654,7 +1654,7 @@
     <w:r>
       <w:tab/>
       <w:tab/>
-      <w:t>2026-08-21</w:t>
+      <w:t>2026-08-22</w:t>
       <w:br/>
       <w:br/>
     </w:r>

--- a/klagomål/S 862-2020 FSC-klagomål.docx
+++ b/klagomål/S 862-2020 FSC-klagomål.docx
@@ -1654,7 +1654,7 @@
     <w:r>
       <w:tab/>
       <w:tab/>
-      <w:t>2026-08-22</w:t>
+      <w:t>2026-08-23</w:t>
       <w:br/>
       <w:br/>
     </w:r>

--- a/klagomål/S 862-2020 FSC-klagomål.docx
+++ b/klagomål/S 862-2020 FSC-klagomål.docx
@@ -1654,7 +1654,7 @@
     <w:r>
       <w:tab/>
       <w:tab/>
-      <w:t>2026-08-23</w:t>
+      <w:t>2026-08-24</w:t>
       <w:br/>
       <w:br/>
     </w:r>

--- a/klagomål/S 862-2020 FSC-klagomål.docx
+++ b/klagomål/S 862-2020 FSC-klagomål.docx
@@ -1654,7 +1654,7 @@
     <w:r>
       <w:tab/>
       <w:tab/>
-      <w:t>2026-08-24</w:t>
+      <w:t>2026-08-25</w:t>
       <w:br/>
       <w:br/>
     </w:r>

--- a/klagomål/S 862-2020 FSC-klagomål.docx
+++ b/klagomål/S 862-2020 FSC-klagomål.docx
@@ -1654,7 +1654,7 @@
     <w:r>
       <w:tab/>
       <w:tab/>
-      <w:t>2026-08-25</w:t>
+      <w:t>2026-08-26</w:t>
       <w:br/>
       <w:br/>
     </w:r>

--- a/klagomål/S 862-2020 FSC-klagomål.docx
+++ b/klagomål/S 862-2020 FSC-klagomål.docx
@@ -1654,7 +1654,7 @@
     <w:r>
       <w:tab/>
       <w:tab/>
-      <w:t>2026-08-26</w:t>
+      <w:t>2026-08-27</w:t>
       <w:br/>
       <w:br/>
     </w:r>

--- a/klagomål/S 862-2020 FSC-klagomål.docx
+++ b/klagomål/S 862-2020 FSC-klagomål.docx
@@ -1654,7 +1654,7 @@
     <w:r>
       <w:tab/>
       <w:tab/>
-      <w:t>2026-08-27</w:t>
+      <w:t>2026-08-28</w:t>
       <w:br/>
       <w:br/>
     </w:r>

--- a/klagomål/S 862-2020 FSC-klagomål.docx
+++ b/klagomål/S 862-2020 FSC-klagomål.docx
@@ -1654,7 +1654,7 @@
     <w:r>
       <w:tab/>
       <w:tab/>
-      <w:t>2026-08-28</w:t>
+      <w:t>2026-08-29</w:t>
       <w:br/>
       <w:br/>
     </w:r>

--- a/klagomål/S 862-2020 FSC-klagomål.docx
+++ b/klagomål/S 862-2020 FSC-klagomål.docx
@@ -1654,7 +1654,7 @@
     <w:r>
       <w:tab/>
       <w:tab/>
-      <w:t>2026-08-29</w:t>
+      <w:t>2026-08-31</w:t>
       <w:br/>
       <w:br/>
     </w:r>

--- a/klagomål/S 862-2020 FSC-klagomål.docx
+++ b/klagomål/S 862-2020 FSC-klagomål.docx
@@ -1654,7 +1654,7 @@
     <w:r>
       <w:tab/>
       <w:tab/>
-      <w:t>2026-08-31</w:t>
+      <w:t>2026-09-01</w:t>
       <w:br/>
       <w:br/>
     </w:r>

--- a/klagomål/S 862-2020 FSC-klagomål.docx
+++ b/klagomål/S 862-2020 FSC-klagomål.docx
@@ -1654,7 +1654,7 @@
     <w:r>
       <w:tab/>
       <w:tab/>
-      <w:t>2026-09-01</w:t>
+      <w:t>2026-09-02</w:t>
       <w:br/>
       <w:br/>
     </w:r>

--- a/klagomål/S 862-2020 FSC-klagomål.docx
+++ b/klagomål/S 862-2020 FSC-klagomål.docx
@@ -1654,7 +1654,7 @@
     <w:r>
       <w:tab/>
       <w:tab/>
-      <w:t>2026-09-02</w:t>
+      <w:t>2026-09-03</w:t>
       <w:br/>
       <w:br/>
     </w:r>

--- a/klagomål/S 862-2020 FSC-klagomål.docx
+++ b/klagomål/S 862-2020 FSC-klagomål.docx
@@ -1654,7 +1654,7 @@
     <w:r>
       <w:tab/>
       <w:tab/>
-      <w:t>2026-09-03</w:t>
+      <w:t>2026-09-04</w:t>
       <w:br/>
       <w:br/>
     </w:r>

--- a/klagomål/S 862-2020 FSC-klagomål.docx
+++ b/klagomål/S 862-2020 FSC-klagomål.docx
@@ -1654,7 +1654,7 @@
     <w:r>
       <w:tab/>
       <w:tab/>
-      <w:t>2026-09-04</w:t>
+      <w:t>2026-09-05</w:t>
       <w:br/>
       <w:br/>
     </w:r>

--- a/klagomål/S 862-2020 FSC-klagomål.docx
+++ b/klagomål/S 862-2020 FSC-klagomål.docx
@@ -1654,7 +1654,7 @@
     <w:r>
       <w:tab/>
       <w:tab/>
-      <w:t>2026-09-05</w:t>
+      <w:t>2026-09-06</w:t>
       <w:br/>
       <w:br/>
     </w:r>

--- a/klagomål/S 862-2020 FSC-klagomål.docx
+++ b/klagomål/S 862-2020 FSC-klagomål.docx
@@ -1654,7 +1654,7 @@
     <w:r>
       <w:tab/>
       <w:tab/>
-      <w:t>2026-09-06</w:t>
+      <w:t>2026-09-07</w:t>
       <w:br/>
       <w:br/>
     </w:r>

--- a/klagomål/S 862-2020 FSC-klagomål.docx
+++ b/klagomål/S 862-2020 FSC-klagomål.docx
@@ -1654,7 +1654,7 @@
     <w:r>
       <w:tab/>
       <w:tab/>
-      <w:t>2026-09-07</w:t>
+      <w:t>2026-09-08</w:t>
       <w:br/>
       <w:br/>
     </w:r>

--- a/klagomål/S 862-2020 FSC-klagomål.docx
+++ b/klagomål/S 862-2020 FSC-klagomål.docx
@@ -221,7 +221,7 @@
     </w:p>
     <w:p>
       <w:r>
-        <w:t>I och inom 22 meter från samrådsanmälan finns fynd av 20 naturvårdsarter, varav 10 är rödlistade, 3 är fridlysta, 16 är typiska (T) och 10 är signalarter (S): garnlav (VU, T), knärot (VU, T, §8), brunklöver (NT), brunpudrad nållav (NT, T), dropptaggsvamp (NT, T), skuggblåslav (NT, T), stjärntagging (NT, T), talltita (NT, §4), ullticka (NT, T), vedtrappmossa (NT, T), bårdlav (S, T), dvärgtufs (S), korallblylav (S, T), korallrot (S, T, §8), platt fjädermossa (S, T), skinnlav (S, T), stuplav (S, T), thomsons trägnagare (S), trådticka (S, T) och vedticka (S, T). Se Figur 1.</w:t>
+        <w:t>I och inom 22 meter från samrådsanmälan finns fynd av 21 naturvårdsarter, varav 10 är rödlistade, 4 är fridlysta, 16 är typiska (T) och 10 är signalarter (S): garnlav (VU, T), knärot (VU, T, §8), brunklöver (NT), brunpudrad nållav (NT, T), dropptaggsvamp (NT, T), skuggblåslav (NT, T), stjärntagging (NT, T), talltita (NT, §4), ullticka (NT, T), vedtrappmossa (NT, T), bårdlav (S, T), dvärgtufs (S), korallblylav (S, T), korallrot (S, T, §8), platt fjädermossa (S, T), skinnlav (S, T), stuplav (S, T), thomsons trägnagare (S), trådticka (S, T), vedticka (S, T) och brudsporre (§8). Se Figur 1.</w:t>
       </w:r>
     </w:p>
     <w:p>
@@ -972,7 +972,7 @@
         <w:rPr>
           <w:i/>
         </w:rPr>
-        <w:t>I det samrådsanmälda skogsområdet har 20 naturvårdsarter varav 10 rödlistade arter sina livsmiljöer och växtplatser.</w:t>
+        <w:t>I det samrådsanmälda skogsområdet har 21 naturvårdsarter varav 10 rödlistade arter sina livsmiljöer och växtplatser.</w:t>
       </w:r>
     </w:p>
     <w:p>
@@ -1654,7 +1654,7 @@
     <w:r>
       <w:tab/>
       <w:tab/>
-      <w:t>2026-09-08</w:t>
+      <w:t>2026-09-09</w:t>
       <w:br/>
       <w:br/>
     </w:r>

--- a/klagomål/S 862-2020 FSC-klagomål.docx
+++ b/klagomål/S 862-2020 FSC-klagomål.docx
@@ -1654,7 +1654,7 @@
     <w:r>
       <w:tab/>
       <w:tab/>
-      <w:t>2026-09-09</w:t>
+      <w:t>2026-09-10</w:t>
       <w:br/>
       <w:br/>
     </w:r>

--- a/klagomål/S 862-2020 FSC-klagomål.docx
+++ b/klagomål/S 862-2020 FSC-klagomål.docx
@@ -1654,7 +1654,7 @@
     <w:r>
       <w:tab/>
       <w:tab/>
-      <w:t>2026-09-10</w:t>
+      <w:t>2026-09-11</w:t>
       <w:br/>
       <w:br/>
     </w:r>

--- a/klagomål/S 862-2020 FSC-klagomål.docx
+++ b/klagomål/S 862-2020 FSC-klagomål.docx
@@ -1654,7 +1654,7 @@
     <w:r>
       <w:tab/>
       <w:tab/>
-      <w:t>2026-09-11</w:t>
+      <w:t>2026-09-12</w:t>
       <w:br/>
       <w:br/>
     </w:r>

--- a/klagomål/S 862-2020 FSC-klagomål.docx
+++ b/klagomål/S 862-2020 FSC-klagomål.docx
@@ -1654,7 +1654,7 @@
     <w:r>
       <w:tab/>
       <w:tab/>
-      <w:t>2026-09-12</w:t>
+      <w:t>2026-09-13</w:t>
       <w:br/>
       <w:br/>
     </w:r>
